--- a/analyst/research/CA_eval_20260226-2001_ORLY/04_output/revised-report-ORLY.docx
+++ b/analyst/research/CA_eval_20260226-2001_ORLY/04_output/revised-report-ORLY.docx
@@ -2,7 +2,7 @@
 <file path=word/document.xml><?xml version="1.0" encoding="utf-8"?>
 <w:document xmlns:w="http://schemas.openxmlformats.org/wordprocessingml/2006/main" xmlns:m="http://schemas.openxmlformats.org/officeDocument/2006/math" xmlns:r="http://schemas.openxmlformats.org/officeDocument/2006/relationships" xmlns:o="urn:schemas-microsoft-com:office:office" xmlns:v="urn:schemas-microsoft-com:vml" xmlns:w10="urn:schemas-microsoft-com:office:word" xmlns:a="http://schemas.openxmlformats.org/drawingml/2006/main" xmlns:pic="http://schemas.openxmlformats.org/drawingml/2006/picture" xmlns:wp="http://schemas.openxmlformats.org/drawingml/2006/wordprocessingDrawing">
   <w:body>
-    <w:bookmarkStart w:id="47" w:name="X7991e54bde7be9e31c04d92898469a726732a19"/>
+    <w:bookmarkStart w:id="41" w:name="X7991e54bde7be9e31c04d92898469a726732a19"/>
     <w:p>
       <w:pPr>
         <w:pStyle w:val="Heading1"/>
@@ -601,7 +601,7 @@
       </w:r>
     </w:p>
     <w:bookmarkEnd w:id="9"/>
-    <w:bookmarkStart w:id="16" w:name="競争優位性評価サマリー"/>
+    <w:bookmarkStart w:id="10" w:name="競争優位性評価サマリー"/>
     <w:p>
       <w:pPr>
         <w:pStyle w:val="Heading2"/>
@@ -614,6 +614,852 @@
           <w:rFonts w:hint="eastAsia"/>
         </w:rPr>
         <w:t xml:space="preserve">競争優位性評価サマリー</w:t>
+      </w:r>
+    </w:p>
+    <w:tbl>
+      <w:tblPr>
+        <w:tblStyle w:val="Table"/>
+        <w:tblW w:type="pct" w:w="5000"/>
+        <w:tblLayout w:type="fixed"/>
+        <w:tblLook w:firstRow="1" w:lastRow="0" w:firstColumn="0" w:lastColumn="0" w:noHBand="0" w:noVBand="0" w:val="0020"/>
+        <w:tblBorders>
+          <w:top w:val="single" w:sz="4" w:space="0" w:color="000000"/>
+          <w:left w:val="single" w:sz="4" w:space="0" w:color="000000"/>
+          <w:bottom w:val="single" w:sz="4" w:space="0" w:color="000000"/>
+          <w:right w:val="single" w:sz="4" w:space="0" w:color="000000"/>
+          <w:insideH w:val="single" w:sz="4" w:space="0" w:color="000000"/>
+          <w:insideV w:val="single" w:sz="4" w:space="0" w:color="000000"/>
+        </w:tblBorders>
+      </w:tblPr>
+      <w:tblGrid>
+        <w:gridCol w:w="540"/>
+        <w:gridCol w:w="1080"/>
+        <w:gridCol w:w="1440"/>
+        <w:gridCol w:w="1620"/>
+        <w:gridCol w:w="1620"/>
+        <w:gridCol w:w="1620"/>
+      </w:tblGrid>
+      <w:tr>
+        <w:trPr>
+          <w:tblHeader w:val="on"/>
+        </w:trPr>
+        <w:tc>
+          <w:tcPr>
+            <w:tcBorders>
+              <w:top w:val="single" w:sz="4" w:space="0" w:color="000000"/>
+              <w:left w:val="single" w:sz="4" w:space="0" w:color="000000"/>
+              <w:right w:val="single" w:sz="4" w:space="0" w:color="000000"/>
+              <w:bottom w:val="double" w:sz="4" w:space="0" w:color="000000"/>
+            </w:tcBorders>
+          </w:tcPr>
+          <w:p>
+            <w:pPr>
+              <w:pStyle w:val="Compact"/>
+            </w:pPr>
+            <w:r>
+              <w:rPr>
+                <w:rFonts w:ascii="Times New Roman" w:hAnsi="Times New Roman" w:eastAsia="游明朝"/>
+                <w:sz w:val="18"/>
+              </w:rPr>
+              <w:t xml:space="preserve">#</w:t>
+            </w:r>
+          </w:p>
+        </w:tc>
+        <w:tc>
+          <w:tcPr>
+            <w:tcBorders>
+              <w:top w:val="single" w:sz="4" w:space="0" w:color="000000"/>
+              <w:left w:val="single" w:sz="4" w:space="0" w:color="000000"/>
+              <w:right w:val="single" w:sz="4" w:space="0" w:color="000000"/>
+              <w:bottom w:val="double" w:sz="4" w:space="0" w:color="000000"/>
+            </w:tcBorders>
+          </w:tcPr>
+          <w:p>
+            <w:pPr>
+              <w:pStyle w:val="Compact"/>
+            </w:pPr>
+            <w:r>
+              <w:rPr>
+                <w:rFonts w:hint="eastAsia" w:ascii="Times New Roman" w:hAnsi="Times New Roman" w:eastAsia="游明朝"/>
+                <w:sz w:val="18"/>
+              </w:rPr>
+              <w:t xml:space="preserve">主張</w:t>
+            </w:r>
+          </w:p>
+        </w:tc>
+        <w:tc>
+          <w:tcPr>
+            <w:tcBorders>
+              <w:top w:val="single" w:sz="4" w:space="0" w:color="000000"/>
+              <w:left w:val="single" w:sz="4" w:space="0" w:color="000000"/>
+              <w:right w:val="single" w:sz="4" w:space="0" w:color="000000"/>
+              <w:bottom w:val="double" w:sz="4" w:space="0" w:color="000000"/>
+            </w:tcBorders>
+          </w:tcPr>
+          <w:p>
+            <w:pPr>
+              <w:pStyle w:val="Compact"/>
+            </w:pPr>
+            <w:r>
+              <w:rPr>
+                <w:rFonts w:hint="eastAsia" w:ascii="Times New Roman" w:hAnsi="Times New Roman" w:eastAsia="游明朝"/>
+                <w:sz w:val="18"/>
+              </w:rPr>
+              <w:t xml:space="preserve">CA評価</w:t>
+            </w:r>
+          </w:p>
+        </w:tc>
+        <w:tc>
+          <w:tcPr>
+            <w:tcBorders>
+              <w:top w:val="single" w:sz="4" w:space="0" w:color="000000"/>
+              <w:left w:val="single" w:sz="4" w:space="0" w:color="000000"/>
+              <w:right w:val="single" w:sz="4" w:space="0" w:color="000000"/>
+              <w:bottom w:val="double" w:sz="4" w:space="0" w:color="000000"/>
+            </w:tcBorders>
+          </w:tcPr>
+          <w:p>
+            <w:pPr>
+              <w:pStyle w:val="Compact"/>
+            </w:pPr>
+            <w:r>
+              <w:rPr>
+                <w:rFonts w:hint="eastAsia" w:ascii="Times New Roman" w:hAnsi="Times New Roman" w:eastAsia="游明朝"/>
+                <w:sz w:val="18"/>
+              </w:rPr>
+              <w:t xml:space="preserve">CAGR接続</w:t>
+            </w:r>
+          </w:p>
+        </w:tc>
+        <w:tc>
+          <w:tcPr>
+            <w:tcBorders>
+              <w:top w:val="single" w:sz="4" w:space="0" w:color="000000"/>
+              <w:left w:val="single" w:sz="4" w:space="0" w:color="000000"/>
+              <w:right w:val="single" w:sz="4" w:space="0" w:color="000000"/>
+              <w:bottom w:val="double" w:sz="4" w:space="0" w:color="000000"/>
+            </w:tcBorders>
+          </w:tcPr>
+          <w:p>
+            <w:pPr>
+              <w:pStyle w:val="Compact"/>
+            </w:pPr>
+            <w:r>
+              <w:rPr>
+                <w:rFonts w:hint="eastAsia" w:ascii="Times New Roman" w:hAnsi="Times New Roman" w:eastAsia="游明朝"/>
+                <w:sz w:val="18"/>
+              </w:rPr>
+              <w:t xml:space="preserve">主な根拠</w:t>
+            </w:r>
+          </w:p>
+        </w:tc>
+        <w:tc>
+          <w:tcPr>
+            <w:tcBorders>
+              <w:top w:val="single" w:sz="4" w:space="0" w:color="000000"/>
+              <w:left w:val="single" w:sz="4" w:space="0" w:color="000000"/>
+              <w:right w:val="single" w:sz="4" w:space="0" w:color="000000"/>
+              <w:bottom w:val="double" w:sz="4" w:space="0" w:color="000000"/>
+            </w:tcBorders>
+          </w:tcPr>
+          <w:p>
+            <w:pPr>
+              <w:pStyle w:val="Compact"/>
+            </w:pPr>
+            <w:r>
+              <w:rPr>
+                <w:rFonts w:hint="eastAsia" w:ascii="Times New Roman" w:hAnsi="Times New Roman" w:eastAsia="游明朝"/>
+                <w:sz w:val="18"/>
+              </w:rPr>
+              <w:t xml:space="preserve">主な課題</w:t>
+            </w:r>
+          </w:p>
+        </w:tc>
+      </w:tr>
+      <w:tr>
+        <w:tc>
+          <w:tcPr/>
+          <w:p>
+            <w:pPr>
+              <w:pStyle w:val="Compact"/>
+            </w:pPr>
+            <w:r>
+              <w:rPr>
+                <w:rFonts w:ascii="Times New Roman" w:hAnsi="Times New Roman" w:eastAsia="游明朝"/>
+                <w:sz w:val="18"/>
+              </w:rPr>
+              <w:t xml:space="preserve">1</w:t>
+            </w:r>
+          </w:p>
+        </w:tc>
+        <w:tc>
+          <w:tcPr/>
+          <w:p>
+            <w:pPr>
+              <w:pStyle w:val="Compact"/>
+            </w:pPr>
+            <w:r>
+              <w:rPr>
+                <w:rFonts w:ascii="Times New Roman" w:hAnsi="Times New Roman" w:eastAsia="游明朝"/>
+                <w:sz w:val="18"/>
+              </w:rPr>
+              <w:t xml:space="preserve">DIFMスイッチングコスト</w:t>
+            </w:r>
+          </w:p>
+        </w:tc>
+        <w:tc>
+          <w:tcPr/>
+          <w:p>
+            <w:pPr>
+              <w:pStyle w:val="Compact"/>
+            </w:pPr>
+            <w:r>
+              <w:rPr>
+                <w:rFonts w:hint="eastAsia" w:ascii="Times New Roman" w:hAnsi="Times New Roman" w:eastAsia="游明朝"/>
+                <w:b/>
+                <w:bCs/>
+                <w:sz w:val="18"/>
+              </w:rPr>
+              <w:t xml:space="preserve">70%（おおむね納得）</w:t>
+            </w:r>
+          </w:p>
+        </w:tc>
+        <w:tc>
+          <w:tcPr/>
+          <w:p>
+            <w:pPr>
+              <w:pStyle w:val="Compact"/>
+            </w:pPr>
+            <w:r>
+              <w:rPr>
+                <w:rFonts w:ascii="Times New Roman" w:hAnsi="Times New Roman" w:eastAsia="游明朝"/>
+                <w:sz w:val="18"/>
+              </w:rPr>
+              <w:t xml:space="preserve">50% </w:t>
+            </w:r>
+            <w:r>
+              <w:rPr>
+                <w:rFonts w:hint="eastAsia" w:ascii="Times New Roman" w:hAnsi="Times New Roman" w:eastAsia="游明朝"/>
+                <w:sz w:val="18"/>
+              </w:rPr>
+              <w:t xml:space="preserve">[T8修正:</w:t>
+            </w:r>
+            <w:r>
+              <w:rPr>
+                <w:rFonts w:ascii="Times New Roman" w:hAnsi="Times New Roman" w:eastAsia="游明朝"/>
+                <w:sz w:val="18"/>
+              </w:rPr>
+              <w:t xml:space="preserve"> </w:t>
+            </w:r>
+            <w:r>
+              <w:rPr>
+                <w:rFonts w:hint="eastAsia" w:ascii="Times New Roman" w:hAnsi="Times New Roman" w:eastAsia="游明朝"/>
+                <w:sz w:val="18"/>
+              </w:rPr>
+              <w:t xml:space="preserve">DIY制約補強]</w:t>
+            </w:r>
+          </w:p>
+        </w:tc>
+        <w:tc>
+          <w:tcPr/>
+          <w:p>
+            <w:pPr>
+              <w:pStyle w:val="Compact"/>
+            </w:pPr>
+            <w:r>
+              <w:rPr>
+                <w:rFonts w:hint="eastAsia" w:ascii="Times New Roman" w:hAnsi="Times New Roman" w:eastAsia="游明朝"/>
+                <w:sz w:val="18"/>
+              </w:rPr>
+              <w:t xml:space="preserve">AZO対比補充頻度差（Jefferies確認）、28DC+383ハブ</w:t>
+            </w:r>
+          </w:p>
+        </w:tc>
+        <w:tc>
+          <w:tcPr/>
+          <w:p>
+            <w:pPr>
+              <w:pStyle w:val="Compact"/>
+            </w:pPr>
+            <w:r>
+              <w:rPr>
+                <w:rFonts w:hint="eastAsia" w:ascii="Times New Roman" w:hAnsi="Times New Roman" w:eastAsia="游明朝"/>
+                <w:sz w:val="18"/>
+              </w:rPr>
+              <w:t xml:space="preserve">DIFM限定（DIY比率がDIFMより高い）</w:t>
+            </w:r>
+          </w:p>
+        </w:tc>
+      </w:tr>
+      <w:tr>
+        <w:tc>
+          <w:tcPr/>
+          <w:p>
+            <w:pPr>
+              <w:pStyle w:val="Compact"/>
+            </w:pPr>
+            <w:r>
+              <w:rPr>
+                <w:rFonts w:ascii="Times New Roman" w:hAnsi="Times New Roman" w:eastAsia="游明朝"/>
+                <w:sz w:val="18"/>
+              </w:rPr>
+              <w:t xml:space="preserve">2</w:t>
+            </w:r>
+          </w:p>
+        </w:tc>
+        <w:tc>
+          <w:tcPr/>
+          <w:p>
+            <w:pPr>
+              <w:pStyle w:val="Compact"/>
+            </w:pPr>
+            <w:r>
+              <w:rPr>
+                <w:rFonts w:hint="eastAsia" w:ascii="Times New Roman" w:hAnsi="Times New Roman" w:eastAsia="游明朝"/>
+                <w:sz w:val="18"/>
+              </w:rPr>
+              <w:t xml:space="preserve">ローカル規模の経済</w:t>
+            </w:r>
+          </w:p>
+        </w:tc>
+        <w:tc>
+          <w:tcPr/>
+          <w:p>
+            <w:pPr>
+              <w:pStyle w:val="Compact"/>
+            </w:pPr>
+            <w:r>
+              <w:rPr>
+                <w:rFonts w:hint="eastAsia" w:ascii="Times New Roman" w:hAnsi="Times New Roman" w:eastAsia="游明朝"/>
+                <w:b/>
+                <w:bCs/>
+                <w:sz w:val="18"/>
+              </w:rPr>
+              <w:t xml:space="preserve">90%（かなり納得）</w:t>
+            </w:r>
+          </w:p>
+        </w:tc>
+        <w:tc>
+          <w:tcPr/>
+          <w:p>
+            <w:pPr>
+              <w:pStyle w:val="Compact"/>
+            </w:pPr>
+            <w:r>
+              <w:rPr>
+                <w:rFonts w:ascii="Times New Roman" w:hAnsi="Times New Roman" w:eastAsia="游明朝"/>
+                <w:sz w:val="18"/>
+              </w:rPr>
+              <w:t xml:space="preserve">70% </w:t>
+            </w:r>
+            <w:r>
+              <w:rPr>
+                <w:rFonts w:hint="eastAsia" w:ascii="Times New Roman" w:hAnsi="Times New Roman" w:eastAsia="游明朝"/>
+                <w:sz w:val="18"/>
+              </w:rPr>
+              <w:t xml:space="preserve">[T8修正:</w:t>
+            </w:r>
+            <w:r>
+              <w:rPr>
+                <w:rFonts w:ascii="Times New Roman" w:hAnsi="Times New Roman" w:eastAsia="游明朝"/>
+                <w:sz w:val="18"/>
+              </w:rPr>
+              <w:t xml:space="preserve"> </w:t>
+            </w:r>
+            <w:r>
+              <w:rPr>
+                <w:rFonts w:hint="eastAsia" w:ascii="Times New Roman" w:hAnsi="Times New Roman" w:eastAsia="游明朝"/>
+                <w:sz w:val="18"/>
+              </w:rPr>
+              <w:t xml:space="preserve">数値精度限界明記]</w:t>
+            </w:r>
+          </w:p>
+        </w:tc>
+        <w:tc>
+          <w:tcPr/>
+          <w:p>
+            <w:pPr>
+              <w:pStyle w:val="Compact"/>
+            </w:pPr>
+            <w:r>
+              <w:rPr>
+                <w:rFonts w:hint="eastAsia" w:ascii="Times New Roman" w:hAnsi="Times New Roman" w:eastAsia="游明朝"/>
+                <w:sz w:val="18"/>
+              </w:rPr>
+              <w:t xml:space="preserve">フラグメント市場×規模・密度・NW、AZO対比DCキャパ2倍+</w:t>
+            </w:r>
+          </w:p>
+        </w:tc>
+        <w:tc>
+          <w:tcPr/>
+          <w:p>
+            <w:pPr>
+              <w:pStyle w:val="Compact"/>
+            </w:pPr>
+            <w:r>
+              <w:rPr>
+                <w:rFonts w:hint="eastAsia" w:ascii="Times New Roman" w:hAnsi="Times New Roman" w:eastAsia="游明朝"/>
+                <w:sz w:val="18"/>
+              </w:rPr>
+              <w:t xml:space="preserve">CAGR数値(+1.5%)は優位性からサポートされず</w:t>
+            </w:r>
+          </w:p>
+        </w:tc>
+      </w:tr>
+      <w:tr>
+        <w:tc>
+          <w:tcPr/>
+          <w:p>
+            <w:pPr>
+              <w:pStyle w:val="Compact"/>
+            </w:pPr>
+            <w:r>
+              <w:rPr>
+                <w:rFonts w:ascii="Times New Roman" w:hAnsi="Times New Roman" w:eastAsia="游明朝"/>
+                <w:sz w:val="18"/>
+              </w:rPr>
+              <w:t xml:space="preserve">3</w:t>
+            </w:r>
+          </w:p>
+        </w:tc>
+        <w:tc>
+          <w:tcPr/>
+          <w:p>
+            <w:pPr>
+              <w:pStyle w:val="Compact"/>
+            </w:pPr>
+            <w:r>
+              <w:rPr>
+                <w:rFonts w:ascii="Times New Roman" w:hAnsi="Times New Roman" w:eastAsia="游明朝"/>
+                <w:sz w:val="18"/>
+              </w:rPr>
+              <w:t xml:space="preserve">PBコストマネジメント</w:t>
+            </w:r>
+          </w:p>
+        </w:tc>
+        <w:tc>
+          <w:tcPr/>
+          <w:p>
+            <w:pPr>
+              <w:pStyle w:val="Compact"/>
+            </w:pPr>
+            <w:r>
+              <w:rPr>
+                <w:rFonts w:hint="eastAsia" w:ascii="Times New Roman" w:hAnsi="Times New Roman" w:eastAsia="游明朝"/>
+                <w:b/>
+                <w:bCs/>
+                <w:sz w:val="18"/>
+              </w:rPr>
+              <w:t xml:space="preserve">50%（まあ納得）</w:t>
+            </w:r>
+          </w:p>
+        </w:tc>
+        <w:tc>
+          <w:tcPr/>
+          <w:p>
+            <w:pPr>
+              <w:pStyle w:val="Compact"/>
+            </w:pPr>
+            <w:r>
+              <w:rPr>
+                <w:rFonts w:ascii="Times New Roman" w:hAnsi="Times New Roman" w:eastAsia="游明朝"/>
+                <w:sz w:val="18"/>
+              </w:rPr>
+              <w:t xml:space="preserve">70%</w:t>
+            </w:r>
+          </w:p>
+        </w:tc>
+        <w:tc>
+          <w:tcPr/>
+          <w:p>
+            <w:pPr>
+              <w:pStyle w:val="Compact"/>
+            </w:pPr>
+            <w:r>
+              <w:rPr>
+                <w:rFonts w:hint="eastAsia" w:ascii="Times New Roman" w:hAnsi="Times New Roman" w:eastAsia="游明朝"/>
+                <w:sz w:val="18"/>
+              </w:rPr>
+              <w:t xml:space="preserve">PB50%+、サプライヤー815社、AZO対比品質差</w:t>
+            </w:r>
+          </w:p>
+        </w:tc>
+        <w:tc>
+          <w:tcPr/>
+          <w:p>
+            <w:pPr>
+              <w:pStyle w:val="Compact"/>
+            </w:pPr>
+            <w:r>
+              <w:rPr>
+                <w:rFonts w:hint="eastAsia" w:ascii="Times New Roman" w:hAnsi="Times New Roman" w:eastAsia="游明朝"/>
+                <w:sz w:val="18"/>
+              </w:rPr>
+              <w:t xml:space="preserve">PB比率→サプライヤー依存の因果飛躍</w:t>
+            </w:r>
+          </w:p>
+        </w:tc>
+      </w:tr>
+      <w:tr>
+        <w:tc>
+          <w:tcPr/>
+          <w:p>
+            <w:pPr>
+              <w:pStyle w:val="Compact"/>
+            </w:pPr>
+            <w:r>
+              <w:rPr>
+                <w:rFonts w:ascii="Times New Roman" w:hAnsi="Times New Roman" w:eastAsia="游明朝"/>
+                <w:sz w:val="18"/>
+              </w:rPr>
+              <w:t xml:space="preserve">4</w:t>
+            </w:r>
+          </w:p>
+        </w:tc>
+        <w:tc>
+          <w:tcPr/>
+          <w:p>
+            <w:pPr>
+              <w:pStyle w:val="Compact"/>
+            </w:pPr>
+            <w:r>
+              <w:rPr>
+                <w:rFonts w:hint="eastAsia" w:ascii="Times New Roman" w:hAnsi="Times New Roman" w:eastAsia="游明朝"/>
+                <w:sz w:val="18"/>
+              </w:rPr>
+              <w:t xml:space="preserve">人材・組織文化</w:t>
+            </w:r>
+          </w:p>
+        </w:tc>
+        <w:tc>
+          <w:tcPr/>
+          <w:p>
+            <w:pPr>
+              <w:pStyle w:val="Compact"/>
+            </w:pPr>
+            <w:r>
+              <w:rPr>
+                <w:rFonts w:hint="eastAsia" w:ascii="Times New Roman" w:hAnsi="Times New Roman" w:eastAsia="游明朝"/>
+                <w:b/>
+                <w:bCs/>
+                <w:sz w:val="18"/>
+              </w:rPr>
+              <w:t xml:space="preserve">50%（まあ納得）</w:t>
+            </w:r>
+          </w:p>
+        </w:tc>
+        <w:tc>
+          <w:tcPr/>
+          <w:p>
+            <w:pPr>
+              <w:pStyle w:val="Compact"/>
+            </w:pPr>
+            <w:r>
+              <w:rPr>
+                <w:rFonts w:ascii="Times New Roman" w:hAnsi="Times New Roman" w:eastAsia="游明朝"/>
+                <w:sz w:val="18"/>
+              </w:rPr>
+              <w:t xml:space="preserve">70%</w:t>
+            </w:r>
+          </w:p>
+        </w:tc>
+        <w:tc>
+          <w:tcPr/>
+          <w:p>
+            <w:pPr>
+              <w:pStyle w:val="Compact"/>
+            </w:pPr>
+            <w:r>
+              <w:rPr>
+                <w:rFonts w:hint="eastAsia" w:ascii="Times New Roman" w:hAnsi="Times New Roman" w:eastAsia="游明朝"/>
+                <w:sz w:val="18"/>
+              </w:rPr>
+              <w:t xml:space="preserve">SM226名/20年+、promote</w:t>
+            </w:r>
+            <w:r>
+              <w:rPr>
+                <w:rFonts w:ascii="Times New Roman" w:hAnsi="Times New Roman" w:eastAsia="游明朝"/>
+                <w:sz w:val="18"/>
+              </w:rPr>
+              <w:t xml:space="preserve"> from within、share plan</w:t>
+            </w:r>
+          </w:p>
+        </w:tc>
+        <w:tc>
+          <w:tcPr/>
+          <w:p>
+            <w:pPr>
+              <w:pStyle w:val="Compact"/>
+            </w:pPr>
+            <w:r>
+              <w:rPr>
+                <w:rFonts w:hint="eastAsia" w:ascii="Times New Roman" w:hAnsi="Times New Roman" w:eastAsia="游明朝"/>
+                <w:sz w:val="18"/>
+              </w:rPr>
+              <w:t xml:space="preserve">競合との離職率比較なし</w:t>
+            </w:r>
+          </w:p>
+        </w:tc>
+      </w:tr>
+      <w:tr>
+        <w:tc>
+          <w:tcPr/>
+          <w:p>
+            <w:pPr>
+              <w:pStyle w:val="Compact"/>
+            </w:pPr>
+            <w:r>
+              <w:rPr>
+                <w:rFonts w:ascii="Times New Roman" w:hAnsi="Times New Roman" w:eastAsia="游明朝"/>
+                <w:sz w:val="18"/>
+              </w:rPr>
+              <w:t xml:space="preserve">5</w:t>
+            </w:r>
+          </w:p>
+        </w:tc>
+        <w:tc>
+          <w:tcPr/>
+          <w:p>
+            <w:pPr>
+              <w:pStyle w:val="Compact"/>
+            </w:pPr>
+            <w:r>
+              <w:rPr>
+                <w:rFonts w:hint="eastAsia" w:ascii="Times New Roman" w:hAnsi="Times New Roman" w:eastAsia="游明朝"/>
+                <w:sz w:val="18"/>
+              </w:rPr>
+              <w:t xml:space="preserve">M&amp;A/コンソリ能力</w:t>
+            </w:r>
+          </w:p>
+        </w:tc>
+        <w:tc>
+          <w:tcPr/>
+          <w:p>
+            <w:pPr>
+              <w:pStyle w:val="Compact"/>
+            </w:pPr>
+            <w:r>
+              <w:rPr>
+                <w:rFonts w:hint="eastAsia" w:ascii="Times New Roman" w:hAnsi="Times New Roman" w:eastAsia="游明朝"/>
+                <w:b/>
+                <w:bCs/>
+                <w:sz w:val="18"/>
+              </w:rPr>
+              <w:t xml:space="preserve">90%（かなり納得）</w:t>
+            </w:r>
+          </w:p>
+        </w:tc>
+        <w:tc>
+          <w:tcPr/>
+          <w:p>
+            <w:pPr>
+              <w:pStyle w:val="Compact"/>
+            </w:pPr>
+            <w:r>
+              <w:rPr>
+                <w:rFonts w:ascii="Times New Roman" w:hAnsi="Times New Roman" w:eastAsia="游明朝"/>
+                <w:sz w:val="18"/>
+              </w:rPr>
+              <w:t xml:space="preserve">70% </w:t>
+            </w:r>
+            <w:r>
+              <w:rPr>
+                <w:rFonts w:hint="eastAsia" w:ascii="Times New Roman" w:hAnsi="Times New Roman" w:eastAsia="游明朝"/>
+                <w:sz w:val="18"/>
+              </w:rPr>
+              <w:t xml:space="preserve">[T8修正:</w:t>
+            </w:r>
+            <w:r>
+              <w:rPr>
+                <w:rFonts w:ascii="Times New Roman" w:hAnsi="Times New Roman" w:eastAsia="游明朝"/>
+                <w:sz w:val="18"/>
+              </w:rPr>
+              <w:t xml:space="preserve"> </w:t>
+            </w:r>
+            <w:r>
+              <w:rPr>
+                <w:rFonts w:hint="eastAsia" w:ascii="Times New Roman" w:hAnsi="Times New Roman" w:eastAsia="游明朝"/>
+                <w:sz w:val="18"/>
+              </w:rPr>
+              <w:t xml:space="preserve">CHD差異明記]</w:t>
+            </w:r>
+          </w:p>
+        </w:tc>
+        <w:tc>
+          <w:tcPr/>
+          <w:p>
+            <w:pPr>
+              <w:pStyle w:val="Compact"/>
+            </w:pPr>
+            <w:r>
+              <w:rPr>
+                <w:rFonts w:hint="eastAsia" w:ascii="Times New Roman" w:hAnsi="Times New Roman" w:eastAsia="游明朝"/>
+                <w:sz w:val="18"/>
+              </w:rPr>
+              <w:t xml:space="preserve">フラグメント市場×統合力、CSK等実績</w:t>
+            </w:r>
+          </w:p>
+        </w:tc>
+        <w:tc>
+          <w:tcPr/>
+          <w:p>
+            <w:pPr>
+              <w:pStyle w:val="Compact"/>
+            </w:pPr>
+            <w:r>
+              <w:rPr>
+                <w:rFonts w:hint="eastAsia" w:ascii="Times New Roman" w:hAnsi="Times New Roman" w:eastAsia="游明朝"/>
+                <w:sz w:val="18"/>
+              </w:rPr>
+              <w:t xml:space="preserve">M&amp;Aプロセス能力はCHDに劣る</w:t>
+            </w:r>
+          </w:p>
+        </w:tc>
+      </w:tr>
+      <w:tr>
+        <w:tc>
+          <w:tcPr/>
+          <w:p>
+            <w:pPr>
+              <w:pStyle w:val="Compact"/>
+            </w:pPr>
+            <w:r>
+              <w:rPr>
+                <w:rFonts w:ascii="Times New Roman" w:hAnsi="Times New Roman" w:eastAsia="游明朝"/>
+                <w:sz w:val="18"/>
+              </w:rPr>
+              <w:t xml:space="preserve">6</w:t>
+            </w:r>
+          </w:p>
+        </w:tc>
+        <w:tc>
+          <w:tcPr/>
+          <w:p>
+            <w:pPr>
+              <w:pStyle w:val="Compact"/>
+            </w:pPr>
+            <w:r>
+              <w:rPr>
+                <w:rFonts w:hint="eastAsia" w:ascii="Times New Roman" w:hAnsi="Times New Roman" w:eastAsia="游明朝"/>
+                <w:sz w:val="18"/>
+              </w:rPr>
+              <w:t xml:space="preserve">両領域の価値創造</w:t>
+            </w:r>
+          </w:p>
+        </w:tc>
+        <w:tc>
+          <w:tcPr/>
+          <w:p>
+            <w:pPr>
+              <w:pStyle w:val="Compact"/>
+            </w:pPr>
+            <w:r>
+              <w:rPr>
+                <w:rFonts w:hint="eastAsia" w:ascii="Times New Roman" w:hAnsi="Times New Roman" w:eastAsia="游明朝"/>
+                <w:b/>
+                <w:bCs/>
+                <w:sz w:val="18"/>
+              </w:rPr>
+              <w:t xml:space="preserve">30%（あまり納得しない）</w:t>
+            </w:r>
+          </w:p>
+        </w:tc>
+        <w:tc>
+          <w:tcPr/>
+          <w:p>
+            <w:pPr>
+              <w:pStyle w:val="Compact"/>
+            </w:pPr>
+            <w:r>
+              <w:rPr>
+                <w:rFonts w:ascii="Times New Roman" w:hAnsi="Times New Roman" w:eastAsia="游明朝"/>
+                <w:sz w:val="18"/>
+              </w:rPr>
+              <w:t xml:space="preserve">30% </w:t>
+            </w:r>
+            <w:r>
+              <w:rPr>
+                <w:rFonts w:hint="eastAsia" w:ascii="Times New Roman" w:hAnsi="Times New Roman" w:eastAsia="游明朝"/>
+                <w:sz w:val="18"/>
+              </w:rPr>
+              <w:t xml:space="preserve">[T8修正:</w:t>
+            </w:r>
+            <w:r>
+              <w:rPr>
+                <w:rFonts w:ascii="Times New Roman" w:hAnsi="Times New Roman" w:eastAsia="游明朝"/>
+                <w:sz w:val="18"/>
+              </w:rPr>
+              <w:t xml:space="preserve"> </w:t>
+            </w:r>
+            <w:r>
+              <w:rPr>
+                <w:rFonts w:hint="eastAsia" w:ascii="Times New Roman" w:hAnsi="Times New Roman" w:eastAsia="游明朝"/>
+                <w:sz w:val="18"/>
+              </w:rPr>
+              <w:t xml:space="preserve">DIY適用対比明記]</w:t>
+            </w:r>
+          </w:p>
+        </w:tc>
+        <w:tc>
+          <w:tcPr/>
+          <w:p>
+            <w:pPr>
+              <w:pStyle w:val="Compact"/>
+            </w:pPr>
+            <w:r>
+              <w:rPr>
+                <w:rFonts w:ascii="Times New Roman" w:hAnsi="Times New Roman" w:eastAsia="游明朝"/>
+                <w:sz w:val="18"/>
+              </w:rPr>
+              <w:t xml:space="preserve">DIY・DIFMともにフラグメント</w:t>
+            </w:r>
+          </w:p>
+        </w:tc>
+        <w:tc>
+          <w:tcPr/>
+          <w:p>
+            <w:pPr>
+              <w:pStyle w:val="Compact"/>
+            </w:pPr>
+            <w:r>
+              <w:rPr>
+                <w:rFonts w:hint="eastAsia" w:ascii="Times New Roman" w:hAnsi="Times New Roman" w:eastAsia="游明朝"/>
+                <w:sz w:val="18"/>
+              </w:rPr>
+              <w:t xml:space="preserve">DIY領域の差別化不明、派生主張</w:t>
+            </w:r>
+          </w:p>
+        </w:tc>
+      </w:tr>
+    </w:tbl>
+    <w:p>
+      <w:pPr>
+        <w:pStyle w:val="BodyText"/>
+      </w:pPr>
+      <w:r>
+        <w:rPr>
+          <w:rFonts w:hint="eastAsia"/>
+          <w:b/>
+          <w:bCs/>
+        </w:rPr>
+        <w:t xml:space="preserve">平均CA確信度</w:t>
+      </w:r>
+      <w:r>
+        <w:t xml:space="preserve">: 63% |</w:t>
+      </w:r>
+      <w:r>
+        <w:t xml:space="preserve"> </w:t>
+      </w:r>
+      <w:r>
+        <w:rPr>
+          <w:rFonts w:hint="eastAsia"/>
+          <w:b/>
+          <w:bCs/>
+        </w:rPr>
+        <w:t xml:space="preserve">平均CAGR確信度</w:t>
+      </w:r>
+      <w:r>
+        <w:t xml:space="preserve">: 60%</w:t>
       </w:r>
     </w:p>
     <w:p>
@@ -623,102 +1469,20 @@
         </w:pict>
       </w:r>
     </w:p>
-    <w:bookmarkStart w:id="10" w:name="difm高頻度補充システムによるスイッチングコスト"/>
-    <w:p>
-      <w:pPr>
-        <w:pStyle w:val="Heading4"/>
-      </w:pPr>
-      <w:r>
-        <w:t xml:space="preserve">#1 </w:t>
-      </w:r>
-      <w:r>
-        <w:rPr>
-          <w:rFonts w:hint="eastAsia"/>
-        </w:rPr>
-        <w:t xml:space="preserve">DIFM高頻度補充システムによるスイッチングコスト</w:t>
-      </w:r>
-    </w:p>
-    <w:p>
-      <w:pPr>
-        <w:pStyle w:val="FirstParagraph"/>
-      </w:pPr>
-      <w:r>
-        <w:rPr>
-          <w:rFonts w:hint="eastAsia"/>
-          <w:b/>
-          <w:bCs/>
-        </w:rPr>
-        <w:t xml:space="preserve">AI評価</w:t>
-      </w:r>
-      <w:r>
-        <w:t xml:space="preserve">:</w:t>
-      </w:r>
-      <w:r>
-        <w:t xml:space="preserve"> </w:t>
-      </w:r>
-      <w:r>
-        <w:rPr>
-          <w:rFonts w:hint="eastAsia"/>
-          <w:b/>
-          <w:bCs/>
-        </w:rPr>
-        <w:t xml:space="preserve">70%（おおむね納得）</w:t>
-      </w:r>
-    </w:p>
-    <w:p>
-      <w:pPr>
-        <w:pStyle w:val="BodyText"/>
-      </w:pPr>
-      <w:r>
-        <w:rPr>
-          <w:rFonts w:hint="eastAsia"/>
-          <w:b/>
-          <w:bCs/>
-        </w:rPr>
-        <w:t xml:space="preserve">アナリスト評価（CA）</w:t>
-      </w:r>
-      <w:r>
-        <w:t xml:space="preserve">: ___</w:t>
-      </w:r>
-    </w:p>
-    <w:p>
-      <w:pPr>
-        <w:pStyle w:val="BodyText"/>
-      </w:pPr>
-      <w:r>
-        <w:rPr>
-          <w:rFonts w:hint="eastAsia"/>
-          <w:b/>
-          <w:bCs/>
-        </w:rPr>
-        <w:t xml:space="preserve">アナリスト評価（CAGR）</w:t>
-      </w:r>
-      <w:r>
-        <w:t xml:space="preserve">: ___</w:t>
-      </w:r>
-    </w:p>
-    <w:p>
-      <w:pPr>
-        <w:pStyle w:val="BodyText"/>
-      </w:pPr>
-      <w:r>
-        <w:rPr>
-          <w:b/>
-          <w:bCs/>
-        </w:rPr>
-        <w:t xml:space="preserve">コメント</w:t>
-      </w:r>
-      <w:r>
-        <w:t xml:space="preserve">:</w:t>
-      </w:r>
-      <w:r>
-        <w:t xml:space="preserve"> </w:t>
-      </w:r>
-      <w:r>
-        <w:rPr>
-          <w:rFonts w:hint="eastAsia"/>
-        </w:rPr>
-        <w:t xml:space="preserve">DIFM限定（DIY比率がDIFMより高い）</w:t>
+    <w:bookmarkEnd w:id="10"/>
+    <w:bookmarkStart w:id="23" w:name="主張別詳細評価"/>
+    <w:p>
+      <w:pPr>
+        <w:pStyle w:val="Heading2"/>
+      </w:pPr>
+      <w:r>
+        <w:t xml:space="preserve">3. </w:t>
+      </w:r>
+      <w:r>
+        <w:rPr>
+          <w:rFonts w:hint="eastAsia"/>
+        </w:rPr>
+        <w:t xml:space="preserve">主張別詳細評価</w:t>
       </w:r>
     </w:p>
     <w:p>
@@ -728,605 +1492,7 @@
         </w:pict>
       </w:r>
     </w:p>
-    <w:bookmarkEnd w:id="10"/>
-    <w:bookmarkStart w:id="11" w:name="ローカルな規模の経済規模密度ネットワーク"/>
-    <w:p>
-      <w:pPr>
-        <w:pStyle w:val="Heading4"/>
-      </w:pPr>
-      <w:r>
-        <w:t xml:space="preserve">#2 </w:t>
-      </w:r>
-      <w:r>
-        <w:rPr>
-          <w:rFonts w:hint="eastAsia"/>
-        </w:rPr>
-        <w:t xml:space="preserve">ローカルな規模の経済（規模・密度・ネットワーク）</w:t>
-      </w:r>
-    </w:p>
-    <w:p>
-      <w:pPr>
-        <w:pStyle w:val="FirstParagraph"/>
-      </w:pPr>
-      <w:r>
-        <w:rPr>
-          <w:rFonts w:hint="eastAsia"/>
-          <w:b/>
-          <w:bCs/>
-        </w:rPr>
-        <w:t xml:space="preserve">AI評価</w:t>
-      </w:r>
-      <w:r>
-        <w:t xml:space="preserve">:</w:t>
-      </w:r>
-      <w:r>
-        <w:t xml:space="preserve"> </w:t>
-      </w:r>
-      <w:r>
-        <w:rPr>
-          <w:rFonts w:hint="eastAsia"/>
-          <w:b/>
-          <w:bCs/>
-        </w:rPr>
-        <w:t xml:space="preserve">90%（かなり納得）</w:t>
-      </w:r>
-    </w:p>
-    <w:p>
-      <w:pPr>
-        <w:pStyle w:val="BodyText"/>
-      </w:pPr>
-      <w:r>
-        <w:rPr>
-          <w:rFonts w:hint="eastAsia"/>
-          <w:b/>
-          <w:bCs/>
-        </w:rPr>
-        <w:t xml:space="preserve">アナリスト評価（CA）</w:t>
-      </w:r>
-      <w:r>
-        <w:t xml:space="preserve">: ___</w:t>
-      </w:r>
-    </w:p>
-    <w:p>
-      <w:pPr>
-        <w:pStyle w:val="BodyText"/>
-      </w:pPr>
-      <w:r>
-        <w:rPr>
-          <w:rFonts w:hint="eastAsia"/>
-          <w:b/>
-          <w:bCs/>
-        </w:rPr>
-        <w:t xml:space="preserve">アナリスト評価（CAGR）</w:t>
-      </w:r>
-      <w:r>
-        <w:t xml:space="preserve">: ___</w:t>
-      </w:r>
-    </w:p>
-    <w:p>
-      <w:pPr>
-        <w:pStyle w:val="BodyText"/>
-      </w:pPr>
-      <w:r>
-        <w:rPr>
-          <w:b/>
-          <w:bCs/>
-        </w:rPr>
-        <w:t xml:space="preserve">コメント</w:t>
-      </w:r>
-      <w:r>
-        <w:t xml:space="preserve">:</w:t>
-      </w:r>
-      <w:r>
-        <w:t xml:space="preserve"> </w:t>
-      </w:r>
-      <w:r>
-        <w:rPr>
-          <w:rFonts w:hint="eastAsia"/>
-        </w:rPr>
-        <w:t xml:space="preserve">CAGR数値(+1.5%)は優位性からサポートされず</w:t>
-      </w:r>
-    </w:p>
-    <w:p>
-      <w:r>
-        <w:pict>
-          <v:rect style="width:0;height:1.5pt" o:hralign="center" o:hrstd="t" o:hr="t"/>
-        </w:pict>
-      </w:r>
-    </w:p>
-    <w:bookmarkEnd w:id="11"/>
-    <w:bookmarkStart w:id="12" w:name="pb商品売上50超によるコストマネジメント力"/>
-    <w:p>
-      <w:pPr>
-        <w:pStyle w:val="Heading4"/>
-      </w:pPr>
-      <w:r>
-        <w:t xml:space="preserve">#3 </w:t>
-      </w:r>
-      <w:r>
-        <w:rPr>
-          <w:rFonts w:hint="eastAsia"/>
-        </w:rPr>
-        <w:t xml:space="preserve">PB商品（売上50%超）によるコストマネジメント力</w:t>
-      </w:r>
-    </w:p>
-    <w:p>
-      <w:pPr>
-        <w:pStyle w:val="FirstParagraph"/>
-      </w:pPr>
-      <w:r>
-        <w:rPr>
-          <w:rFonts w:hint="eastAsia"/>
-          <w:b/>
-          <w:bCs/>
-        </w:rPr>
-        <w:t xml:space="preserve">AI評価</w:t>
-      </w:r>
-      <w:r>
-        <w:t xml:space="preserve">:</w:t>
-      </w:r>
-      <w:r>
-        <w:t xml:space="preserve"> </w:t>
-      </w:r>
-      <w:r>
-        <w:rPr>
-          <w:rFonts w:hint="eastAsia"/>
-          <w:b/>
-          <w:bCs/>
-        </w:rPr>
-        <w:t xml:space="preserve">50%（まあ納得）</w:t>
-      </w:r>
-    </w:p>
-    <w:p>
-      <w:pPr>
-        <w:pStyle w:val="BodyText"/>
-      </w:pPr>
-      <w:r>
-        <w:rPr>
-          <w:rFonts w:hint="eastAsia"/>
-          <w:b/>
-          <w:bCs/>
-        </w:rPr>
-        <w:t xml:space="preserve">アナリスト評価（CA）</w:t>
-      </w:r>
-      <w:r>
-        <w:t xml:space="preserve">: ___</w:t>
-      </w:r>
-    </w:p>
-    <w:p>
-      <w:pPr>
-        <w:pStyle w:val="BodyText"/>
-      </w:pPr>
-      <w:r>
-        <w:rPr>
-          <w:rFonts w:hint="eastAsia"/>
-          <w:b/>
-          <w:bCs/>
-        </w:rPr>
-        <w:t xml:space="preserve">アナリスト評価（CAGR）</w:t>
-      </w:r>
-      <w:r>
-        <w:t xml:space="preserve">: ___</w:t>
-      </w:r>
-    </w:p>
-    <w:p>
-      <w:pPr>
-        <w:pStyle w:val="BodyText"/>
-      </w:pPr>
-      <w:r>
-        <w:rPr>
-          <w:b/>
-          <w:bCs/>
-        </w:rPr>
-        <w:t xml:space="preserve">コメント</w:t>
-      </w:r>
-      <w:r>
-        <w:t xml:space="preserve">:</w:t>
-      </w:r>
-      <w:r>
-        <w:t xml:space="preserve"> </w:t>
-      </w:r>
-      <w:r>
-        <w:rPr>
-          <w:rFonts w:hint="eastAsia"/>
-        </w:rPr>
-        <w:t xml:space="preserve">PB比率→サプライヤー依存の因果飛躍</w:t>
-      </w:r>
-    </w:p>
-    <w:p>
-      <w:r>
-        <w:pict>
-          <v:rect style="width:0;height:1.5pt" o:hralign="center" o:hrstd="t" o:hr="t"/>
-        </w:pict>
-      </w:r>
-    </w:p>
-    <w:bookmarkEnd w:id="12"/>
-    <w:bookmarkStart w:id="13" w:name="祖業difmに根ざす人材組織文化の継続性"/>
-    <w:p>
-      <w:pPr>
-        <w:pStyle w:val="Heading4"/>
-      </w:pPr>
-      <w:r>
-        <w:t xml:space="preserve">#4 </w:t>
-      </w:r>
-      <w:r>
-        <w:rPr>
-          <w:rFonts w:hint="eastAsia"/>
-        </w:rPr>
-        <w:t xml:space="preserve">祖業DIFMに根ざす人材・組織文化の継続性</w:t>
-      </w:r>
-    </w:p>
-    <w:p>
-      <w:pPr>
-        <w:pStyle w:val="FirstParagraph"/>
-      </w:pPr>
-      <w:r>
-        <w:rPr>
-          <w:rFonts w:hint="eastAsia"/>
-          <w:b/>
-          <w:bCs/>
-        </w:rPr>
-        <w:t xml:space="preserve">AI評価</w:t>
-      </w:r>
-      <w:r>
-        <w:t xml:space="preserve">:</w:t>
-      </w:r>
-      <w:r>
-        <w:t xml:space="preserve"> </w:t>
-      </w:r>
-      <w:r>
-        <w:rPr>
-          <w:rFonts w:hint="eastAsia"/>
-          <w:b/>
-          <w:bCs/>
-        </w:rPr>
-        <w:t xml:space="preserve">50%（まあ納得）</w:t>
-      </w:r>
-    </w:p>
-    <w:p>
-      <w:pPr>
-        <w:pStyle w:val="BodyText"/>
-      </w:pPr>
-      <w:r>
-        <w:rPr>
-          <w:rFonts w:hint="eastAsia"/>
-          <w:b/>
-          <w:bCs/>
-        </w:rPr>
-        <w:t xml:space="preserve">アナリスト評価（CA）</w:t>
-      </w:r>
-      <w:r>
-        <w:t xml:space="preserve">: ___</w:t>
-      </w:r>
-    </w:p>
-    <w:p>
-      <w:pPr>
-        <w:pStyle w:val="BodyText"/>
-      </w:pPr>
-      <w:r>
-        <w:rPr>
-          <w:rFonts w:hint="eastAsia"/>
-          <w:b/>
-          <w:bCs/>
-        </w:rPr>
-        <w:t xml:space="preserve">アナリスト評価（CAGR）</w:t>
-      </w:r>
-      <w:r>
-        <w:t xml:space="preserve">: ___</w:t>
-      </w:r>
-    </w:p>
-    <w:p>
-      <w:pPr>
-        <w:pStyle w:val="BodyText"/>
-      </w:pPr>
-      <w:r>
-        <w:rPr>
-          <w:b/>
-          <w:bCs/>
-        </w:rPr>
-        <w:t xml:space="preserve">コメント</w:t>
-      </w:r>
-      <w:r>
-        <w:t xml:space="preserve">:</w:t>
-      </w:r>
-      <w:r>
-        <w:t xml:space="preserve"> </w:t>
-      </w:r>
-      <w:r>
-        <w:rPr>
-          <w:rFonts w:hint="eastAsia"/>
-        </w:rPr>
-        <w:t xml:space="preserve">競合との離職率比較なし</w:t>
-      </w:r>
-    </w:p>
-    <w:p>
-      <w:r>
-        <w:pict>
-          <v:rect style="width:0;height:1.5pt" o:hralign="center" o:hrstd="t" o:hr="t"/>
-        </w:pict>
-      </w:r>
-    </w:p>
-    <w:bookmarkEnd w:id="13"/>
-    <w:bookmarkStart w:id="14" w:name="フラグメントdifm市場でのmaコンソリ実行能力"/>
-    <w:p>
-      <w:pPr>
-        <w:pStyle w:val="Heading4"/>
-      </w:pPr>
-      <w:r>
-        <w:t xml:space="preserve">#5 </w:t>
-      </w:r>
-      <w:r>
-        <w:rPr>
-          <w:rFonts w:hint="eastAsia"/>
-        </w:rPr>
-        <w:t xml:space="preserve">フラグメントDIFM市場でのM&amp;A/コンソリ実行能力</w:t>
-      </w:r>
-    </w:p>
-    <w:p>
-      <w:pPr>
-        <w:pStyle w:val="FirstParagraph"/>
-      </w:pPr>
-      <w:r>
-        <w:rPr>
-          <w:rFonts w:hint="eastAsia"/>
-          <w:b/>
-          <w:bCs/>
-        </w:rPr>
-        <w:t xml:space="preserve">AI評価</w:t>
-      </w:r>
-      <w:r>
-        <w:t xml:space="preserve">:</w:t>
-      </w:r>
-      <w:r>
-        <w:t xml:space="preserve"> </w:t>
-      </w:r>
-      <w:r>
-        <w:rPr>
-          <w:rFonts w:hint="eastAsia"/>
-          <w:b/>
-          <w:bCs/>
-        </w:rPr>
-        <w:t xml:space="preserve">90%（かなり納得）</w:t>
-      </w:r>
-    </w:p>
-    <w:p>
-      <w:pPr>
-        <w:pStyle w:val="BodyText"/>
-      </w:pPr>
-      <w:r>
-        <w:rPr>
-          <w:rFonts w:hint="eastAsia"/>
-          <w:b/>
-          <w:bCs/>
-        </w:rPr>
-        <w:t xml:space="preserve">アナリスト評価（CA）</w:t>
-      </w:r>
-      <w:r>
-        <w:t xml:space="preserve">: ___</w:t>
-      </w:r>
-    </w:p>
-    <w:p>
-      <w:pPr>
-        <w:pStyle w:val="BodyText"/>
-      </w:pPr>
-      <w:r>
-        <w:rPr>
-          <w:rFonts w:hint="eastAsia"/>
-          <w:b/>
-          <w:bCs/>
-        </w:rPr>
-        <w:t xml:space="preserve">アナリスト評価（CAGR）</w:t>
-      </w:r>
-      <w:r>
-        <w:t xml:space="preserve">: ___</w:t>
-      </w:r>
-    </w:p>
-    <w:p>
-      <w:pPr>
-        <w:pStyle w:val="BodyText"/>
-      </w:pPr>
-      <w:r>
-        <w:rPr>
-          <w:b/>
-          <w:bCs/>
-        </w:rPr>
-        <w:t xml:space="preserve">コメント</w:t>
-      </w:r>
-      <w:r>
-        <w:t xml:space="preserve">:</w:t>
-      </w:r>
-      <w:r>
-        <w:t xml:space="preserve"> </w:t>
-      </w:r>
-      <w:r>
-        <w:rPr>
-          <w:rFonts w:hint="eastAsia"/>
-        </w:rPr>
-        <w:t xml:space="preserve">M&amp;Aプロセス能力はCHDに劣る</w:t>
-      </w:r>
-    </w:p>
-    <w:p>
-      <w:r>
-        <w:pict>
-          <v:rect style="width:0;height:1.5pt" o:hralign="center" o:hrstd="t" o:hr="t"/>
-        </w:pict>
-      </w:r>
-    </w:p>
-    <w:bookmarkEnd w:id="14"/>
-    <w:bookmarkStart w:id="15" w:name="difmdiy両領域での持続的価値創造"/>
-    <w:p>
-      <w:pPr>
-        <w:pStyle w:val="Heading4"/>
-      </w:pPr>
-      <w:r>
-        <w:t xml:space="preserve">#6 </w:t>
-      </w:r>
-      <w:r>
-        <w:rPr>
-          <w:rFonts w:hint="eastAsia"/>
-        </w:rPr>
-        <w:t xml:space="preserve">DIFM・DIY両領域での持続的価値創造</w:t>
-      </w:r>
-    </w:p>
-    <w:p>
-      <w:pPr>
-        <w:pStyle w:val="FirstParagraph"/>
-      </w:pPr>
-      <w:r>
-        <w:rPr>
-          <w:rFonts w:hint="eastAsia"/>
-          <w:b/>
-          <w:bCs/>
-        </w:rPr>
-        <w:t xml:space="preserve">AI評価</w:t>
-      </w:r>
-      <w:r>
-        <w:t xml:space="preserve">:</w:t>
-      </w:r>
-      <w:r>
-        <w:t xml:space="preserve"> </w:t>
-      </w:r>
-      <w:r>
-        <w:rPr>
-          <w:rFonts w:hint="eastAsia"/>
-          <w:b/>
-          <w:bCs/>
-        </w:rPr>
-        <w:t xml:space="preserve">30%（あまり納得しない）</w:t>
-      </w:r>
-    </w:p>
-    <w:p>
-      <w:pPr>
-        <w:pStyle w:val="BodyText"/>
-      </w:pPr>
-      <w:r>
-        <w:rPr>
-          <w:rFonts w:hint="eastAsia"/>
-          <w:b/>
-          <w:bCs/>
-        </w:rPr>
-        <w:t xml:space="preserve">アナリスト評価（CA）</w:t>
-      </w:r>
-      <w:r>
-        <w:t xml:space="preserve">: ___</w:t>
-      </w:r>
-    </w:p>
-    <w:p>
-      <w:pPr>
-        <w:pStyle w:val="BodyText"/>
-      </w:pPr>
-      <w:r>
-        <w:rPr>
-          <w:rFonts w:hint="eastAsia"/>
-          <w:b/>
-          <w:bCs/>
-        </w:rPr>
-        <w:t xml:space="preserve">アナリスト評価（CAGR）</w:t>
-      </w:r>
-      <w:r>
-        <w:t xml:space="preserve">: ___</w:t>
-      </w:r>
-    </w:p>
-    <w:p>
-      <w:pPr>
-        <w:pStyle w:val="BodyText"/>
-      </w:pPr>
-      <w:r>
-        <w:rPr>
-          <w:b/>
-          <w:bCs/>
-        </w:rPr>
-        <w:t xml:space="preserve">コメント</w:t>
-      </w:r>
-      <w:r>
-        <w:t xml:space="preserve">:</w:t>
-      </w:r>
-      <w:r>
-        <w:t xml:space="preserve"> </w:t>
-      </w:r>
-      <w:r>
-        <w:rPr>
-          <w:rFonts w:hint="eastAsia"/>
-        </w:rPr>
-        <w:t xml:space="preserve">DIY領域の差別化不明、派生主張</w:t>
-      </w:r>
-    </w:p>
-    <w:p>
-      <w:pPr>
-        <w:pStyle w:val="BodyText"/>
-      </w:pPr>
-      <w:r>
-        <w:rPr>
-          <w:rFonts w:hint="eastAsia"/>
-          <w:b/>
-          <w:bCs/>
-        </w:rPr>
-        <w:t xml:space="preserve">平均CA確信度:</w:t>
-      </w:r>
-      <w:r>
-        <w:rPr>
-          <w:b/>
-          <w:bCs/>
-        </w:rPr>
-        <w:t xml:space="preserve"> 63%</w:t>
-      </w:r>
-      <w:r>
-        <w:t xml:space="preserve"> </w:t>
-      </w:r>
-      <w:r>
-        <w:t xml:space="preserve">|</w:t>
-      </w:r>
-      <w:r>
-        <w:t xml:space="preserve"> </w:t>
-      </w:r>
-      <w:r>
-        <w:rPr>
-          <w:rFonts w:hint="eastAsia"/>
-          <w:b/>
-          <w:bCs/>
-        </w:rPr>
-        <w:t xml:space="preserve">平均CAGR確信度:</w:t>
-      </w:r>
-      <w:r>
-        <w:rPr>
-          <w:b/>
-          <w:bCs/>
-        </w:rPr>
-        <w:t xml:space="preserve"> 60%</w:t>
-      </w:r>
-    </w:p>
-    <w:p>
-      <w:r>
-        <w:pict>
-          <v:rect style="width:0;height:1.5pt" o:hralign="center" o:hrstd="t" o:hr="t"/>
-        </w:pict>
-      </w:r>
-    </w:p>
-    <w:bookmarkEnd w:id="15"/>
-    <w:bookmarkEnd w:id="16"/>
-    <w:bookmarkStart w:id="29" w:name="主張別詳細評価"/>
-    <w:p>
-      <w:pPr>
-        <w:pStyle w:val="Heading2"/>
-      </w:pPr>
-      <w:r>
-        <w:t xml:space="preserve">3. </w:t>
-      </w:r>
-      <w:r>
-        <w:rPr>
-          <w:rFonts w:hint="eastAsia"/>
-        </w:rPr>
-        <w:t xml:space="preserve">主張別詳細評価</w:t>
-      </w:r>
-    </w:p>
-    <w:p>
-      <w:r>
-        <w:pict>
-          <v:rect style="width:0;height:1.5pt" o:hralign="center" o:hrstd="t" o:hr="t"/>
-        </w:pict>
-      </w:r>
-    </w:p>
-    <w:bookmarkStart w:id="18" w:name="主張-1-difm高頻度補充システムによるスイッチングコスト"/>
+    <w:bookmarkStart w:id="12" w:name="主張-1-difm高頻度補充システムによるスイッチングコスト"/>
     <w:p>
       <w:pPr>
         <w:pStyle w:val="Heading3"/>
@@ -1347,7 +1513,7 @@
         <w:t xml:space="preserve">DIFM高頻度補充システムによるスイッチングコスト</w:t>
       </w:r>
     </w:p>
-    <w:bookmarkStart w:id="17" w:name="ai評価-おおむね納得70-t8修正-cagr接続コメントにdiy制約を補強"/>
+    <w:bookmarkStart w:id="11" w:name="ai評価-おおむね納得70-t8修正-cagr接続コメントにdiy制約を補強"/>
     <w:p>
       <w:pPr>
         <w:pStyle w:val="Heading4"/>
@@ -2420,9 +2586,9 @@
         </w:pict>
       </w:r>
     </w:p>
-    <w:bookmarkEnd w:id="17"/>
-    <w:bookmarkEnd w:id="18"/>
-    <w:bookmarkStart w:id="20" w:name="主張-2-ローカルな規模の経済規模密度ネットワーク"/>
+    <w:bookmarkEnd w:id="11"/>
+    <w:bookmarkEnd w:id="12"/>
+    <w:bookmarkStart w:id="14" w:name="主張-2-ローカルな規模の経済規模密度ネットワーク"/>
     <w:p>
       <w:pPr>
         <w:pStyle w:val="Heading3"/>
@@ -2443,7 +2609,7 @@
         <w:t xml:space="preserve">ローカルな規模の経済（規模・密度・ネットワーク）</w:t>
       </w:r>
     </w:p>
-    <w:bookmarkStart w:id="19" w:name="ai評価-かなり納得90-t8修正-cagr数値精度の限界を補強"/>
+    <w:bookmarkStart w:id="13" w:name="ai評価-かなり納得90-t8修正-cagr数値精度の限界を補強"/>
     <w:p>
       <w:pPr>
         <w:pStyle w:val="Heading4"/>
@@ -3539,9 +3705,9 @@
         </w:pict>
       </w:r>
     </w:p>
-    <w:bookmarkEnd w:id="19"/>
-    <w:bookmarkEnd w:id="20"/>
-    <w:bookmarkStart w:id="22" w:name="主張-3-pb商品売上50超によるコストマネジメント力と価格自由度"/>
+    <w:bookmarkEnd w:id="13"/>
+    <w:bookmarkEnd w:id="14"/>
+    <w:bookmarkStart w:id="16" w:name="主張-3-pb商品売上50超によるコストマネジメント力と価格自由度"/>
     <w:p>
       <w:pPr>
         <w:pStyle w:val="Heading3"/>
@@ -3562,7 +3728,7 @@
         <w:t xml:space="preserve">PB商品（売上50%超）によるコストマネジメント力と価格自由度</w:t>
       </w:r>
     </w:p>
-    <w:bookmarkStart w:id="21" w:name="ai評価-まあ納得50"/>
+    <w:bookmarkStart w:id="15" w:name="ai評価-まあ納得50"/>
     <w:p>
       <w:pPr>
         <w:pStyle w:val="Heading4"/>
@@ -4515,9 +4681,9 @@
         </w:pict>
       </w:r>
     </w:p>
-    <w:bookmarkEnd w:id="21"/>
-    <w:bookmarkEnd w:id="22"/>
-    <w:bookmarkStart w:id="24" w:name="主張-4-祖業difmに根ざす人材組織文化の継続性と顧客関係の深化"/>
+    <w:bookmarkEnd w:id="15"/>
+    <w:bookmarkEnd w:id="16"/>
+    <w:bookmarkStart w:id="18" w:name="主張-4-祖業difmに根ざす人材組織文化の継続性と顧客関係の深化"/>
     <w:p>
       <w:pPr>
         <w:pStyle w:val="Heading3"/>
@@ -4538,7 +4704,7 @@
         <w:t xml:space="preserve">祖業DIFMに根ざす人材・組織文化の継続性と顧客関係の深化</w:t>
       </w:r>
     </w:p>
-    <w:bookmarkStart w:id="23" w:name="ai評価-まあ納得50-1"/>
+    <w:bookmarkStart w:id="17" w:name="ai評価-まあ納得50-1"/>
     <w:p>
       <w:pPr>
         <w:pStyle w:val="Heading4"/>
@@ -5593,9 +5759,9 @@
         </w:pict>
       </w:r>
     </w:p>
-    <w:bookmarkEnd w:id="23"/>
-    <w:bookmarkEnd w:id="24"/>
-    <w:bookmarkStart w:id="26" w:name="主張-5-フラグメントdifm市場での小型maコンソリ実行能力"/>
+    <w:bookmarkEnd w:id="17"/>
+    <w:bookmarkEnd w:id="18"/>
+    <w:bookmarkStart w:id="20" w:name="主張-5-フラグメントdifm市場での小型maコンソリ実行能力"/>
     <w:p>
       <w:pPr>
         <w:pStyle w:val="Heading3"/>
@@ -5616,7 +5782,7 @@
         <w:t xml:space="preserve">フラグメントDIFM市場での小型M&amp;A/コンソリ実行能力</w:t>
       </w:r>
     </w:p>
-    <w:bookmarkStart w:id="25" w:name="ai評価-かなり納得90-t8修正-chd1との差異の根拠を明記"/>
+    <w:bookmarkStart w:id="19" w:name="ai評価-かなり納得90-t8修正-chd1との差異の根拠を明記"/>
     <w:p>
       <w:pPr>
         <w:pStyle w:val="Heading4"/>
@@ -6669,9 +6835,9 @@
         </w:pict>
       </w:r>
     </w:p>
-    <w:bookmarkEnd w:id="25"/>
-    <w:bookmarkEnd w:id="26"/>
-    <w:bookmarkStart w:id="28" w:name="主張-6-difmdiy両領域でのフラグメント市場における持続的価値創造"/>
+    <w:bookmarkEnd w:id="19"/>
+    <w:bookmarkEnd w:id="20"/>
+    <w:bookmarkStart w:id="22" w:name="主張-6-difmdiy両領域でのフラグメント市場における持続的価値創造"/>
     <w:p>
       <w:pPr>
         <w:pStyle w:val="Heading3"/>
@@ -6692,7 +6858,7 @@
         <w:t xml:space="preserve">DIFM・DIY両領域でのフラグメント市場における持続的価値創造</w:t>
       </w:r>
     </w:p>
-    <w:bookmarkStart w:id="27" w:name="X7f74ad649cfa322e4d921cc729529ad7b3f2abb"/>
+    <w:bookmarkStart w:id="21" w:name="X7f74ad649cfa322e4d921cc729529ad7b3f2abb"/>
     <w:p>
       <w:pPr>
         <w:pStyle w:val="Heading4"/>
@@ -7779,10 +7945,10 @@
         </w:pict>
       </w:r>
     </w:p>
-    <w:bookmarkEnd w:id="27"/>
-    <w:bookmarkEnd w:id="28"/>
-    <w:bookmarkEnd w:id="29"/>
-    <w:bookmarkStart w:id="35" w:name="総合評価"/>
+    <w:bookmarkEnd w:id="21"/>
+    <w:bookmarkEnd w:id="22"/>
+    <w:bookmarkEnd w:id="23"/>
+    <w:bookmarkStart w:id="29" w:name="総合評価"/>
     <w:p>
       <w:pPr>
         <w:pStyle w:val="Heading2"/>
@@ -7797,7 +7963,7 @@
         <w:t xml:space="preserve">総合評価</w:t>
       </w:r>
     </w:p>
-    <w:bookmarkStart w:id="30" w:name="競争優位性の構造"/>
+    <w:bookmarkStart w:id="24" w:name="競争優位性の構造"/>
     <w:p>
       <w:pPr>
         <w:pStyle w:val="Heading3"/>
@@ -8041,8 +8207,8 @@
         <w:t xml:space="preserve">両領域の価値創造（Claim#2はDIYでも発揮、Claim#1はDIFM限定）</w:t>
       </w:r>
     </w:p>
-    <w:bookmarkEnd w:id="30"/>
-    <w:bookmarkStart w:id="31" w:name="強み"/>
+    <w:bookmarkEnd w:id="24"/>
+    <w:bookmarkStart w:id="25" w:name="強み"/>
     <w:p>
       <w:pPr>
         <w:pStyle w:val="Heading3"/>
@@ -8158,8 +8324,8 @@
         <w:t xml:space="preserve">Claim#1-#5がCAGR10.0%の各要素（SSS、新規出店、マージン）に対応しており整合的。</w:t>
       </w:r>
     </w:p>
-    <w:bookmarkEnd w:id="31"/>
-    <w:bookmarkStart w:id="32" w:name="弱み留意点t8修正後"/>
+    <w:bookmarkEnd w:id="25"/>
+    <w:bookmarkStart w:id="26" w:name="弱み留意点t8修正後"/>
     <w:p>
       <w:pPr>
         <w:pStyle w:val="Heading3"/>
@@ -8310,8 +8476,8 @@
         <w:t xml:space="preserve">Claim#5の90%はフラグメント市場構造との合致に基づくものであり、M&amp;Aプロセスの能力自体（断念例、ROIC基準等）はCHDに劣る。</w:t>
       </w:r>
     </w:p>
-    <w:bookmarkEnd w:id="32"/>
-    <w:bookmarkStart w:id="33" w:name="t8-ai批判プロセスの総括"/>
+    <w:bookmarkEnd w:id="26"/>
+    <w:bookmarkStart w:id="27" w:name="t8-ai批判プロセスの総括"/>
     <w:p>
       <w:pPr>
         <w:pStyle w:val="Heading3"/>
@@ -8426,8 +8592,8 @@
         <w:t xml:space="preserve">confidenceと完全一致。キャリブレーション精度は最高だが、同時にKB3に含まれる銘柄に対する評価の独立性は低い。KB3にない銘柄で同パターンを適用した場合の検証がKB精度向上の鍵。</w:t>
       </w:r>
     </w:p>
-    <w:bookmarkEnd w:id="33"/>
-    <w:bookmarkStart w:id="34" w:name="kb3との対比"/>
+    <w:bookmarkEnd w:id="27"/>
+    <w:bookmarkStart w:id="28" w:name="kb3との対比"/>
     <w:p>
       <w:pPr>
         <w:pStyle w:val="Heading3"/>
@@ -9069,9 +9235,9 @@
         </w:pict>
       </w:r>
     </w:p>
-    <w:bookmarkEnd w:id="34"/>
-    <w:bookmarkEnd w:id="35"/>
-    <w:bookmarkStart w:id="44" w:name="アナリストフィードバック記入欄"/>
+    <w:bookmarkEnd w:id="28"/>
+    <w:bookmarkEnd w:id="29"/>
+    <w:bookmarkStart w:id="38" w:name="アナリストフィードバック記入欄"/>
     <w:p>
       <w:pPr>
         <w:pStyle w:val="Heading2"/>
@@ -9097,7 +9263,7 @@
         <w:t xml:space="preserve">本セクションはアナリストが記入するフィードバック用テンプレートです。各主張に対して評価とコメントをご記入ください。</w:t>
       </w:r>
     </w:p>
-    <w:bookmarkStart w:id="42" w:name="評価スケール"/>
+    <w:bookmarkStart w:id="36" w:name="評価スケール"/>
     <w:p>
       <w:pPr>
         <w:pStyle w:val="Heading3"/>
@@ -9273,7 +9439,7 @@
         </w:pict>
       </w:r>
     </w:p>
-    <w:bookmarkStart w:id="36" w:name="difmスイッチングコスト"/>
+    <w:bookmarkStart w:id="30" w:name="difmスイッチングコスト"/>
     <w:p>
       <w:pPr>
         <w:pStyle w:val="Heading4"/>
@@ -9370,8 +9536,8 @@
         </w:pict>
       </w:r>
     </w:p>
-    <w:bookmarkEnd w:id="36"/>
-    <w:bookmarkStart w:id="37" w:name="ローカル規模の経済"/>
+    <w:bookmarkEnd w:id="30"/>
+    <w:bookmarkStart w:id="31" w:name="ローカル規模の経済"/>
     <w:p>
       <w:pPr>
         <w:pStyle w:val="Heading4"/>
@@ -9474,8 +9640,8 @@
         </w:pict>
       </w:r>
     </w:p>
-    <w:bookmarkEnd w:id="37"/>
-    <w:bookmarkStart w:id="38" w:name="pbコストマネジメント"/>
+    <w:bookmarkEnd w:id="31"/>
+    <w:bookmarkStart w:id="32" w:name="pbコストマネジメント"/>
     <w:p>
       <w:pPr>
         <w:pStyle w:val="Heading4"/>
@@ -9554,8 +9720,8 @@
         </w:pict>
       </w:r>
     </w:p>
-    <w:bookmarkEnd w:id="38"/>
-    <w:bookmarkStart w:id="39" w:name="人材組織文化"/>
+    <w:bookmarkEnd w:id="32"/>
+    <w:bookmarkStart w:id="33" w:name="人材組織文化"/>
     <w:p>
       <w:pPr>
         <w:pStyle w:val="Heading4"/>
@@ -9640,8 +9806,8 @@
         </w:pict>
       </w:r>
     </w:p>
-    <w:bookmarkEnd w:id="39"/>
-    <w:bookmarkStart w:id="40" w:name="maコンソリ能力"/>
+    <w:bookmarkEnd w:id="33"/>
+    <w:bookmarkStart w:id="34" w:name="maコンソリ能力"/>
     <w:p>
       <w:pPr>
         <w:pStyle w:val="Heading4"/>
@@ -9744,8 +9910,8 @@
         </w:pict>
       </w:r>
     </w:p>
-    <w:bookmarkEnd w:id="40"/>
-    <w:bookmarkStart w:id="41" w:name="両領域の価値創造"/>
+    <w:bookmarkEnd w:id="34"/>
+    <w:bookmarkStart w:id="35" w:name="両領域の価値創造"/>
     <w:p>
       <w:pPr>
         <w:pStyle w:val="Heading4"/>
@@ -9841,9 +10007,9 @@
         <w:t xml:space="preserve">:</w:t>
       </w:r>
     </w:p>
-    <w:bookmarkEnd w:id="41"/>
-    <w:bookmarkEnd w:id="42"/>
-    <w:bookmarkStart w:id="43" w:name="追加フィードバック欄"/>
+    <w:bookmarkEnd w:id="35"/>
+    <w:bookmarkEnd w:id="36"/>
+    <w:bookmarkStart w:id="37" w:name="追加フィードバック欄"/>
     <w:p>
       <w:pPr>
         <w:pStyle w:val="Heading3"/>
@@ -9976,9 +10142,9 @@
         </w:pict>
       </w:r>
     </w:p>
-    <w:bookmarkEnd w:id="43"/>
-    <w:bookmarkEnd w:id="44"/>
-    <w:bookmarkStart w:id="46" w:name="付記-t8修正サマリー"/>
+    <w:bookmarkEnd w:id="37"/>
+    <w:bookmarkEnd w:id="38"/>
+    <w:bookmarkStart w:id="40" w:name="付記-t8修正サマリー"/>
     <w:p>
       <w:pPr>
         <w:pStyle w:val="Heading2"/>
@@ -10403,7 +10569,7 @@
         </w:tc>
       </w:tr>
     </w:tbl>
-    <w:bookmarkStart w:id="45" w:name="修正種別の定義"/>
+    <w:bookmarkStart w:id="39" w:name="修正種別の定義"/>
     <w:p>
       <w:pPr>
         <w:pStyle w:val="Heading3"/>
@@ -10651,9 +10817,9 @@
         <w:t xml:space="preserve">AI批判プロセス（critique.json参照）を適用した最終版です。</w:t>
       </w:r>
     </w:p>
-    <w:bookmarkEnd w:id="45"/>
-    <w:bookmarkEnd w:id="46"/>
-    <w:bookmarkEnd w:id="47"/>
+    <w:bookmarkEnd w:id="39"/>
+    <w:bookmarkEnd w:id="40"/>
+    <w:bookmarkEnd w:id="41"/>
     <w:sectPr>
       <w:footnotePr>
         <w:numRestart w:val="eachSect"/>
